--- a/TT3L_G08.docx
+++ b/TT3L_G08.docx
@@ -1234,7 +1234,7 @@
           </w:tcPr>
           <w:p>
             <w:r>
-              <w:t>Group leader. Implemented the dataset generator (dataset_generator.cpp) seeded with the leader student ID; coordinated the group and submission; ran all algorithms on own hardware; compiled the experiment results and documentation.</w:t>
+              <w:t>Group leader. Implemented radix sort (radix_sort_step.cpp, radix_sort.cpp) processing from the rightmost digit; coordinated the group and submission; ran all algorithms on own hardware; wrote the radix sort complexity analysis.</w:t>
             </w:r>
           </w:p>
         </w:tc>
@@ -1760,7 +1760,7 @@
           </w:tcPr>
           <w:p>
             <w:r>
-              <w:t>Implemented radix sort (radix_sort_step.cpp, radix_sort.cpp) processing from the rightmost digit; produced the step and sorted outputs; ran all algorithms on own hardware; wrote the radix sort complexity analysis.</w:t>
+              <w:t>Implemented the dataset generator (dataset_generator.cpp) seeded with the leader student ID, with the dataset size entered by the user; ran all algorithms on own hardware; contributed to documentation.</w:t>
             </w:r>
           </w:p>
         </w:tc>
@@ -3529,15 +3529,15 @@
           <w:rFonts w:ascii="Consolas" w:hAnsi="Consolas"/>
           <w:sz w:val="17"/>
         </w:rPr>
-        <w:t>// Member_1 (Hadi Abdulla): Dataset generator, experiment runs, documentation</w:t>
-        <w:br/>
-      </w:r>
-      <w:r>
-        <w:rPr>
-          <w:rFonts w:ascii="Consolas" w:hAnsi="Consolas"/>
-          <w:sz w:val="17"/>
-        </w:rPr>
-        <w:t>// Member_2 (Nurul Asyiqin): Radix sort (step + full), experiment runs, documentation</w:t>
+        <w:t>// Member_1 (Hadi Abdulla): Radix sort (step + full), experiment runs, documentation</w:t>
+        <w:br/>
+      </w:r>
+      <w:r>
+        <w:rPr>
+          <w:rFonts w:ascii="Consolas" w:hAnsi="Consolas"/>
+          <w:sz w:val="17"/>
+        </w:rPr>
+        <w:t>// Member_2 (Nurul Asyiqin): Dataset generator, experiment runs, documentation</w:t>
         <w:br/>
       </w:r>
       <w:r>
@@ -3634,7 +3634,7 @@
           <w:b w:val="0"/>
           <w:i w:val="0"/>
         </w:rPr>
-        <w:t>The seed is applied to a mt19937_64 generator at the start of main, so each group with a different leader ID produces a different dataset.</w:t>
+        <w:t>The seed is applied to a mt19937_64 generator at the start of main, so each group with a different leader ID produces a different dataset. The dataset size n is entered by the user at runtime (cin).</w:t>
       </w:r>
     </w:p>
     <w:p>
@@ -4800,23 +4800,23 @@
           <w:rFonts w:ascii="Consolas" w:hAnsi="Consolas"/>
           <w:sz w:val="17"/>
         </w:rPr>
-        <w:t>Best case time: 1.000000e-009 seconds</w:t>
-        <w:br/>
-      </w:r>
-      <w:r>
-        <w:rPr>
-          <w:rFonts w:ascii="Consolas" w:hAnsi="Consolas"/>
-          <w:sz w:val="17"/>
-        </w:rPr>
-        <w:t>Average case time: 1.000115e-009 seconds</w:t>
-        <w:br/>
-      </w:r>
-      <w:r>
-        <w:rPr>
-          <w:rFonts w:ascii="Consolas" w:hAnsi="Consolas"/>
-          <w:sz w:val="17"/>
-        </w:rPr>
-        <w:t>Worst case time: 2.509000e-009 seconds</w:t>
+        <w:t>Best case time: 7.999100e-010 seconds</w:t>
+        <w:br/>
+      </w:r>
+      <w:r>
+        <w:rPr>
+          <w:rFonts w:ascii="Consolas" w:hAnsi="Consolas"/>
+          <w:sz w:val="17"/>
+        </w:rPr>
+        <w:t>Average case time: 8.952500e-010 seconds</w:t>
+        <w:br/>
+      </w:r>
+      <w:r>
+        <w:rPr>
+          <w:rFonts w:ascii="Consolas" w:hAnsi="Consolas"/>
+          <w:sz w:val="17"/>
+        </w:rPr>
+        <w:t>Worst case time: 2.600400e-009 seconds</w:t>
       </w:r>
     </w:p>
     <w:p>
@@ -5052,7 +5052,7 @@
           <w:b w:val="0"/>
           <w:i w:val="0"/>
         </w:rPr>
-        <w:t>Across all 10 input sizes, radix sort consistently ran faster than heap sort and the gap widened as n grew. This matches theory: radix sort is linear O(n) for fixed-width 10-digit keys, while heap sort is O(n log n); the growing log n factor separates the two curves. At n = 1,000,000 the full-run programs measured radix sort 0.332638 s versus heap sort 1.33815 s.</w:t>
+        <w:t>Across all 10 input sizes, radix sort consistently ran faster than heap sort and the gap widened as n grew. This matches theory: radix sort is linear O(n) for fixed-width 10-digit keys, while heap sort is O(n log n); the growing log n factor separates the two curves. At n = 1,000,000 the full-run programs measured radix sort 0.319601 s versus heap sort 1.28364 s.</w:t>
       </w:r>
     </w:p>
     <w:p>
